--- a/Lab 4/Lab Task 4.docx
+++ b/Lab 4/Lab Task 4.docx
@@ -37,6 +37,9 @@
     </w:p>
     <w:p>
       <w:r>
+        <w:rPr>
+          <w:noProof/>
+        </w:rPr>
         <w:drawing>
           <wp:inline distT="0" distB="0" distL="0" distR="0" wp14:anchorId="37EFB348" wp14:editId="1AE61910">
             <wp:extent cx="5181600" cy="3176498"/>
@@ -77,6 +80,9 @@
     <w:p/>
     <w:p>
       <w:r>
+        <w:rPr>
+          <w:noProof/>
+        </w:rPr>
         <w:drawing>
           <wp:inline distT="0" distB="0" distL="0" distR="0" wp14:anchorId="4037CE55" wp14:editId="37F368BF">
             <wp:extent cx="5364735" cy="3495675"/>
@@ -116,6 +122,9 @@
     </w:p>
     <w:p>
       <w:r>
+        <w:rPr>
+          <w:noProof/>
+        </w:rPr>
         <w:lastRenderedPageBreak/>
         <w:drawing>
           <wp:inline distT="0" distB="0" distL="0" distR="0" wp14:anchorId="1A5F5A59" wp14:editId="60612596">
@@ -156,6 +165,9 @@
     </w:p>
     <w:p>
       <w:r>
+        <w:rPr>
+          <w:noProof/>
+        </w:rPr>
         <w:drawing>
           <wp:inline distT="0" distB="0" distL="0" distR="0" wp14:anchorId="0F70102E" wp14:editId="28697D50">
             <wp:extent cx="5943600" cy="4437380"/>
@@ -195,6 +207,9 @@
     </w:p>
     <w:p>
       <w:r>
+        <w:rPr>
+          <w:noProof/>
+        </w:rPr>
         <w:lastRenderedPageBreak/>
         <w:drawing>
           <wp:inline distT="0" distB="0" distL="0" distR="0" wp14:anchorId="52A76B8E" wp14:editId="0716BA4E">
@@ -251,11 +266,14 @@
     </w:p>
     <w:p>
       <w:r>
-        <w:drawing>
-          <wp:inline distT="0" distB="0" distL="0" distR="0" wp14:anchorId="10178DFF" wp14:editId="0D75C7A1">
-            <wp:extent cx="5943600" cy="1952625"/>
-            <wp:effectExtent l="0" t="0" r="0" b="9525"/>
-            <wp:docPr id="8" name="Picture 8"/>
+        <w:rPr>
+          <w:noProof/>
+        </w:rPr>
+        <w:drawing>
+          <wp:inline distT="0" distB="0" distL="0" distR="0" wp14:anchorId="003CF281" wp14:editId="6517B7C2">
+            <wp:extent cx="5943600" cy="2413635"/>
+            <wp:effectExtent l="0" t="0" r="0" b="5715"/>
+            <wp:docPr id="2" name="Picture 2"/>
             <wp:cNvGraphicFramePr>
               <a:graphicFrameLocks xmlns:a="http://schemas.openxmlformats.org/drawingml/2006/main" noChangeAspect="1"/>
             </wp:cNvGraphicFramePr>
@@ -275,26 +293,31 @@
                   <pic:spPr>
                     <a:xfrm>
                       <a:off x="0" y="0"/>
-                      <a:ext cx="5943600" cy="1952625"/>
-                    </a:xfrm>
-                    <a:prstGeom prst="rect">
-                      <a:avLst/>
-                    </a:prstGeom>
-                  </pic:spPr>
-                </pic:pic>
-              </a:graphicData>
-            </a:graphic>
-          </wp:inline>
-        </w:drawing>
-      </w:r>
-    </w:p>
-    <w:p>
-      <w:r>
-        <w:drawing>
-          <wp:inline distT="0" distB="0" distL="0" distR="0" wp14:anchorId="47CF63C8" wp14:editId="4CC41C55">
-            <wp:extent cx="5943600" cy="1934845"/>
-            <wp:effectExtent l="0" t="0" r="0" b="8255"/>
-            <wp:docPr id="12" name="Picture 12"/>
+                      <a:ext cx="5943600" cy="2413635"/>
+                    </a:xfrm>
+                    <a:prstGeom prst="rect">
+                      <a:avLst/>
+                    </a:prstGeom>
+                  </pic:spPr>
+                </pic:pic>
+              </a:graphicData>
+            </a:graphic>
+          </wp:inline>
+        </w:drawing>
+      </w:r>
+    </w:p>
+    <w:p/>
+    <w:p/>
+    <w:p/>
+    <w:p/>
+    <w:p>
+      <w:r>
+        <w:lastRenderedPageBreak/>
+        <w:drawing>
+          <wp:inline distT="0" distB="0" distL="0" distR="0" wp14:anchorId="57106545" wp14:editId="43518A20">
+            <wp:extent cx="5943600" cy="5126990"/>
+            <wp:effectExtent l="0" t="0" r="0" b="0"/>
+            <wp:docPr id="21" name="Picture 21"/>
             <wp:cNvGraphicFramePr>
               <a:graphicFrameLocks xmlns:a="http://schemas.openxmlformats.org/drawingml/2006/main" noChangeAspect="1"/>
             </wp:cNvGraphicFramePr>
@@ -314,7 +337,47 @@
                   <pic:spPr>
                     <a:xfrm>
                       <a:off x="0" y="0"/>
-                      <a:ext cx="5943600" cy="1934845"/>
+                      <a:ext cx="5943600" cy="5126990"/>
+                    </a:xfrm>
+                    <a:prstGeom prst="rect">
+                      <a:avLst/>
+                    </a:prstGeom>
+                  </pic:spPr>
+                </pic:pic>
+              </a:graphicData>
+            </a:graphic>
+          </wp:inline>
+        </w:drawing>
+      </w:r>
+    </w:p>
+    <w:p/>
+    <w:p>
+      <w:r>
+        <w:drawing>
+          <wp:inline distT="0" distB="0" distL="0" distR="0" wp14:anchorId="23B4F154" wp14:editId="34567565">
+            <wp:extent cx="5943600" cy="2118360"/>
+            <wp:effectExtent l="0" t="0" r="0" b="0"/>
+            <wp:docPr id="22" name="Picture 22"/>
+            <wp:cNvGraphicFramePr>
+              <a:graphicFrameLocks xmlns:a="http://schemas.openxmlformats.org/drawingml/2006/main" noChangeAspect="1"/>
+            </wp:cNvGraphicFramePr>
+            <a:graphic xmlns:a="http://schemas.openxmlformats.org/drawingml/2006/main">
+              <a:graphicData uri="http://schemas.openxmlformats.org/drawingml/2006/picture">
+                <pic:pic xmlns:pic="http://schemas.openxmlformats.org/drawingml/2006/picture">
+                  <pic:nvPicPr>
+                    <pic:cNvPr id="1" name=""/>
+                    <pic:cNvPicPr/>
+                  </pic:nvPicPr>
+                  <pic:blipFill>
+                    <a:blip r:embed="rId11"/>
+                    <a:stretch>
+                      <a:fillRect/>
+                    </a:stretch>
+                  </pic:blipFill>
+                  <pic:spPr>
+                    <a:xfrm>
+                      <a:off x="0" y="0"/>
+                      <a:ext cx="5943600" cy="2118360"/>
                     </a:xfrm>
                     <a:prstGeom prst="rect">
                       <a:avLst/>
@@ -331,49 +394,10 @@
       <w:r>
         <w:lastRenderedPageBreak/>
         <w:drawing>
-          <wp:inline distT="0" distB="0" distL="0" distR="0" wp14:anchorId="20B4CE1A" wp14:editId="5ADB2853">
-            <wp:extent cx="5781675" cy="2298463"/>
-            <wp:effectExtent l="0" t="0" r="0" b="6985"/>
-            <wp:docPr id="13" name="Picture 13"/>
-            <wp:cNvGraphicFramePr>
-              <a:graphicFrameLocks xmlns:a="http://schemas.openxmlformats.org/drawingml/2006/main" noChangeAspect="1"/>
-            </wp:cNvGraphicFramePr>
-            <a:graphic xmlns:a="http://schemas.openxmlformats.org/drawingml/2006/main">
-              <a:graphicData uri="http://schemas.openxmlformats.org/drawingml/2006/picture">
-                <pic:pic xmlns:pic="http://schemas.openxmlformats.org/drawingml/2006/picture">
-                  <pic:nvPicPr>
-                    <pic:cNvPr id="1" name=""/>
-                    <pic:cNvPicPr/>
-                  </pic:nvPicPr>
-                  <pic:blipFill>
-                    <a:blip r:embed="rId11"/>
-                    <a:stretch>
-                      <a:fillRect/>
-                    </a:stretch>
-                  </pic:blipFill>
-                  <pic:spPr>
-                    <a:xfrm>
-                      <a:off x="0" y="0"/>
-                      <a:ext cx="5783846" cy="2299326"/>
-                    </a:xfrm>
-                    <a:prstGeom prst="rect">
-                      <a:avLst/>
-                    </a:prstGeom>
-                  </pic:spPr>
-                </pic:pic>
-              </a:graphicData>
-            </a:graphic>
-          </wp:inline>
-        </w:drawing>
-      </w:r>
-    </w:p>
-    <w:p>
-      <w:r>
-        <w:drawing>
-          <wp:inline distT="0" distB="0" distL="0" distR="0" wp14:anchorId="54FA87D3" wp14:editId="61F67449">
-            <wp:extent cx="5943600" cy="3235325"/>
-            <wp:effectExtent l="0" t="0" r="0" b="3175"/>
-            <wp:docPr id="9" name="Picture 9"/>
+          <wp:inline distT="0" distB="0" distL="0" distR="0" wp14:anchorId="2E658D67" wp14:editId="32530EB0">
+            <wp:extent cx="5943600" cy="2321560"/>
+            <wp:effectExtent l="0" t="0" r="0" b="2540"/>
+            <wp:docPr id="20" name="Picture 20"/>
             <wp:cNvGraphicFramePr>
               <a:graphicFrameLocks xmlns:a="http://schemas.openxmlformats.org/drawingml/2006/main" noChangeAspect="1"/>
             </wp:cNvGraphicFramePr>
@@ -393,126 +417,7 @@
                   <pic:spPr>
                     <a:xfrm>
                       <a:off x="0" y="0"/>
-                      <a:ext cx="5943600" cy="3235325"/>
-                    </a:xfrm>
-                    <a:prstGeom prst="rect">
-                      <a:avLst/>
-                    </a:prstGeom>
-                  </pic:spPr>
-                </pic:pic>
-              </a:graphicData>
-            </a:graphic>
-          </wp:inline>
-        </w:drawing>
-      </w:r>
-    </w:p>
-    <w:p>
-      <w:r>
-        <w:lastRenderedPageBreak/>
-        <w:drawing>
-          <wp:inline distT="0" distB="0" distL="0" distR="0" wp14:anchorId="59CE5AAA" wp14:editId="20CD3174">
-            <wp:extent cx="5943600" cy="3020060"/>
-            <wp:effectExtent l="0" t="0" r="0" b="8890"/>
-            <wp:docPr id="10" name="Picture 10"/>
-            <wp:cNvGraphicFramePr>
-              <a:graphicFrameLocks xmlns:a="http://schemas.openxmlformats.org/drawingml/2006/main" noChangeAspect="1"/>
-            </wp:cNvGraphicFramePr>
-            <a:graphic xmlns:a="http://schemas.openxmlformats.org/drawingml/2006/main">
-              <a:graphicData uri="http://schemas.openxmlformats.org/drawingml/2006/picture">
-                <pic:pic xmlns:pic="http://schemas.openxmlformats.org/drawingml/2006/picture">
-                  <pic:nvPicPr>
-                    <pic:cNvPr id="1" name=""/>
-                    <pic:cNvPicPr/>
-                  </pic:nvPicPr>
-                  <pic:blipFill>
-                    <a:blip r:embed="rId13"/>
-                    <a:stretch>
-                      <a:fillRect/>
-                    </a:stretch>
-                  </pic:blipFill>
-                  <pic:spPr>
-                    <a:xfrm>
-                      <a:off x="0" y="0"/>
-                      <a:ext cx="5943600" cy="3020060"/>
-                    </a:xfrm>
-                    <a:prstGeom prst="rect">
-                      <a:avLst/>
-                    </a:prstGeom>
-                  </pic:spPr>
-                </pic:pic>
-              </a:graphicData>
-            </a:graphic>
-          </wp:inline>
-        </w:drawing>
-      </w:r>
-    </w:p>
-    <w:p>
-      <w:r>
-        <w:drawing>
-          <wp:inline distT="0" distB="0" distL="0" distR="0" wp14:anchorId="0D5487FD" wp14:editId="758EB922">
-            <wp:extent cx="4915586" cy="4067743"/>
-            <wp:effectExtent l="0" t="0" r="0" b="9525"/>
-            <wp:docPr id="11" name="Picture 11"/>
-            <wp:cNvGraphicFramePr>
-              <a:graphicFrameLocks xmlns:a="http://schemas.openxmlformats.org/drawingml/2006/main" noChangeAspect="1"/>
-            </wp:cNvGraphicFramePr>
-            <a:graphic xmlns:a="http://schemas.openxmlformats.org/drawingml/2006/main">
-              <a:graphicData uri="http://schemas.openxmlformats.org/drawingml/2006/picture">
-                <pic:pic xmlns:pic="http://schemas.openxmlformats.org/drawingml/2006/picture">
-                  <pic:nvPicPr>
-                    <pic:cNvPr id="1" name=""/>
-                    <pic:cNvPicPr/>
-                  </pic:nvPicPr>
-                  <pic:blipFill>
-                    <a:blip r:embed="rId14"/>
-                    <a:stretch>
-                      <a:fillRect/>
-                    </a:stretch>
-                  </pic:blipFill>
-                  <pic:spPr>
-                    <a:xfrm>
-                      <a:off x="0" y="0"/>
-                      <a:ext cx="4915586" cy="4067743"/>
-                    </a:xfrm>
-                    <a:prstGeom prst="rect">
-                      <a:avLst/>
-                    </a:prstGeom>
-                  </pic:spPr>
-                </pic:pic>
-              </a:graphicData>
-            </a:graphic>
-          </wp:inline>
-        </w:drawing>
-      </w:r>
-    </w:p>
-    <w:p>
-      <w:r>
-        <w:lastRenderedPageBreak/>
-        <w:drawing>
-          <wp:inline distT="0" distB="0" distL="0" distR="0" wp14:anchorId="58A56033" wp14:editId="4FA83A6C">
-            <wp:extent cx="4877481" cy="2172003"/>
-            <wp:effectExtent l="0" t="0" r="0" b="0"/>
-            <wp:docPr id="7" name="Picture 7"/>
-            <wp:cNvGraphicFramePr>
-              <a:graphicFrameLocks xmlns:a="http://schemas.openxmlformats.org/drawingml/2006/main" noChangeAspect="1"/>
-            </wp:cNvGraphicFramePr>
-            <a:graphic xmlns:a="http://schemas.openxmlformats.org/drawingml/2006/main">
-              <a:graphicData uri="http://schemas.openxmlformats.org/drawingml/2006/picture">
-                <pic:pic xmlns:pic="http://schemas.openxmlformats.org/drawingml/2006/picture">
-                  <pic:nvPicPr>
-                    <pic:cNvPr id="1" name=""/>
-                    <pic:cNvPicPr/>
-                  </pic:nvPicPr>
-                  <pic:blipFill>
-                    <a:blip r:embed="rId15"/>
-                    <a:stretch>
-                      <a:fillRect/>
-                    </a:stretch>
-                  </pic:blipFill>
-                  <pic:spPr>
-                    <a:xfrm>
-                      <a:off x="0" y="0"/>
-                      <a:ext cx="4877481" cy="2172003"/>
+                      <a:ext cx="5943600" cy="2321560"/>
                     </a:xfrm>
                     <a:prstGeom prst="rect">
                       <a:avLst/>
@@ -540,11 +445,12 @@
         </w:rPr>
         <w:t>Q3:</w:t>
       </w:r>
-      <w:bookmarkStart w:id="0" w:name="_GoBack"/>
-      <w:bookmarkEnd w:id="0"/>
-    </w:p>
-    <w:p>
-      <w:r>
+    </w:p>
+    <w:p>
+      <w:r>
+        <w:rPr>
+          <w:noProof/>
+        </w:rPr>
         <w:drawing>
           <wp:inline distT="0" distB="0" distL="0" distR="0" wp14:anchorId="415C8A87" wp14:editId="640B0D67">
             <wp:extent cx="5943600" cy="3126740"/>
@@ -561,7 +467,7 @@
                     <pic:cNvPicPr/>
                   </pic:nvPicPr>
                   <pic:blipFill>
-                    <a:blip r:embed="rId16"/>
+                    <a:blip r:embed="rId13"/>
                     <a:stretch>
                       <a:fillRect/>
                     </a:stretch>
@@ -581,9 +487,14 @@
           </wp:inline>
         </w:drawing>
       </w:r>
-    </w:p>
-    <w:p>
-      <w:r>
+      <w:bookmarkStart w:id="0" w:name="_GoBack"/>
+      <w:bookmarkEnd w:id="0"/>
+    </w:p>
+    <w:p>
+      <w:r>
+        <w:rPr>
+          <w:noProof/>
+        </w:rPr>
         <w:lastRenderedPageBreak/>
         <w:drawing>
           <wp:inline distT="0" distB="0" distL="0" distR="0" wp14:anchorId="1DA65554" wp14:editId="669034D3">
@@ -601,7 +512,7 @@
                     <pic:cNvPicPr/>
                   </pic:nvPicPr>
                   <pic:blipFill>
-                    <a:blip r:embed="rId17"/>
+                    <a:blip r:embed="rId14"/>
                     <a:stretch>
                       <a:fillRect/>
                     </a:stretch>
@@ -624,6 +535,9 @@
     </w:p>
     <w:p>
       <w:r>
+        <w:rPr>
+          <w:noProof/>
+        </w:rPr>
         <w:drawing>
           <wp:inline distT="0" distB="0" distL="0" distR="0" wp14:anchorId="415A5DFC" wp14:editId="3FCD2A83">
             <wp:extent cx="5943600" cy="2902585"/>
@@ -640,7 +554,7 @@
                     <pic:cNvPicPr/>
                   </pic:nvPicPr>
                   <pic:blipFill>
-                    <a:blip r:embed="rId18"/>
+                    <a:blip r:embed="rId15"/>
                     <a:stretch>
                       <a:fillRect/>
                     </a:stretch>
@@ -663,6 +577,9 @@
     </w:p>
     <w:p>
       <w:r>
+        <w:rPr>
+          <w:noProof/>
+        </w:rPr>
         <w:lastRenderedPageBreak/>
         <w:drawing>
           <wp:inline distT="0" distB="0" distL="0" distR="0" wp14:anchorId="29FFF976" wp14:editId="0EB617C6">
@@ -680,7 +597,7 @@
                     <pic:cNvPicPr/>
                   </pic:nvPicPr>
                   <pic:blipFill>
-                    <a:blip r:embed="rId19"/>
+                    <a:blip r:embed="rId16"/>
                     <a:stretch>
                       <a:fillRect/>
                     </a:stretch>
@@ -701,6 +618,9 @@
         </w:drawing>
       </w:r>
       <w:r>
+        <w:rPr>
+          <w:noProof/>
+        </w:rPr>
         <w:drawing>
           <wp:inline distT="0" distB="0" distL="0" distR="0" wp14:anchorId="7D8AA50C" wp14:editId="1B154F56">
             <wp:extent cx="5210902" cy="2238687"/>
@@ -717,7 +637,7 @@
                     <pic:cNvPicPr/>
                   </pic:nvPicPr>
                   <pic:blipFill>
-                    <a:blip r:embed="rId20"/>
+                    <a:blip r:embed="rId17"/>
                     <a:stretch>
                       <a:fillRect/>
                     </a:stretch>
@@ -738,6 +658,9 @@
         </w:drawing>
       </w:r>
       <w:r>
+        <w:rPr>
+          <w:noProof/>
+        </w:rPr>
         <w:drawing>
           <wp:inline distT="0" distB="0" distL="0" distR="0" wp14:anchorId="516F24AE" wp14:editId="1D71FB6D">
             <wp:extent cx="4829849" cy="2019582"/>
@@ -754,7 +677,7 @@
                     <pic:cNvPicPr/>
                   </pic:nvPicPr>
                   <pic:blipFill>
-                    <a:blip r:embed="rId21"/>
+                    <a:blip r:embed="rId18"/>
                     <a:stretch>
                       <a:fillRect/>
                     </a:stretch>
